--- a/docx_resources/Вечірня-Утреня/В,У - Мінея/02-Лютий/02-__-Стрітення.docx
+++ b/docx_resources/Вечірня-Утреня/В,У - Мінея/02-Лютий/02-__-Стрітення.docx
@@ -34,7 +34,7 @@
       </w:r>
       <w:r>
         <w:rPr>
-          <w:rFonts w:ascii="Segoe UI Symbol" w:eastAsia="Quattrocento Sans" w:hAnsi="Segoe UI Symbol" w:cs="Segoe UI Symbol"/>
+          <w:rFonts w:ascii="Times New Roman" w:eastAsia="Quattrocento Sans" w:hAnsi="Times New Roman" w:cs="Segoe UI Symbol"/>
           <w:b/>
           <w:color w:val="FF0000"/>
           <w:sz w:val="24"/>
@@ -33326,6 +33326,7 @@
       <w:r>
         <w:rPr>
           <w:rFonts w:ascii="Times New Roman" w:hAnsi="Times New Roman"/>
+          <w:sz w:val="24"/>
         </w:rPr>
         <w:br w:type="page"/>
       </w:r>
